--- a/FSD - Data Structures and Algorithms/FSD - Data Structures and Algorithms - Day 1 - 03-04-2026.docx
+++ b/FSD - Data Structures and Algorithms/FSD - Data Structures and Algorithms - Day 1 - 03-04-2026.docx
@@ -27,7 +27,7 @@
           <w:lang w:val="en-US"/>
         </w:rPr>
       </w:pPr>
-      <w:hyperlink r:id="rId4" w:anchor="/class/6902b0fb8fc55e6fa1e73215/sessions?navType=myclasses" w:history="1">
+      <w:hyperlink r:id="rId5" w:anchor="/class/6902b0fb8fc55e6fa1e73215/sessions?navType=myclasses" w:history="1">
         <w:r>
           <w:rPr>
             <w:rStyle w:val="Hyperlink"/>
@@ -53,225 +53,1234 @@
           <w:lang w:val="en-US"/>
         </w:rPr>
       </w:pPr>
-      <w:proofErr w:type="gramStart"/>
       <w:r>
         <w:rPr>
           <w:b/>
           <w:bCs/>
           <w:lang w:val="en-US"/>
         </w:rPr>
-        <w:t>Data :</w:t>
-      </w:r>
-      <w:proofErr w:type="gramEnd"/>
-      <w:r>
+        <w:t xml:space="preserve">Data : </w:t>
+      </w:r>
+      <w:r>
+        <w:rPr>
+          <w:lang w:val="en-US"/>
+        </w:rPr>
+        <w:t xml:space="preserve"> Raw fact or data in any format like number, string, Boolean, object and array etc. </w:t>
+      </w:r>
+    </w:p>
+    <w:p>
+      <w:pPr>
+        <w:rPr>
+          <w:lang w:val="en-US"/>
+        </w:rPr>
+      </w:pPr>
+      <w:r>
+        <w:rPr>
+          <w:lang w:val="en-US"/>
+        </w:rPr>
+        <w:t xml:space="preserve">Data can be divided into 3 format </w:t>
+      </w:r>
+    </w:p>
+    <w:p>
+      <w:pPr>
+        <w:rPr>
+          <w:lang w:val="en-US"/>
+        </w:rPr>
+      </w:pPr>
+      <w:r>
+        <w:rPr>
+          <w:lang w:val="en-US"/>
+        </w:rPr>
+        <w:t>Structure format : table format (row and columns)</w:t>
+      </w:r>
+    </w:p>
+    <w:p>
+      <w:pPr>
+        <w:rPr>
+          <w:lang w:val="en-US"/>
+        </w:rPr>
+      </w:pPr>
+      <w:r>
+        <w:rPr>
+          <w:lang w:val="en-US"/>
+        </w:rPr>
+        <w:t xml:space="preserve">Semi structure format : </w:t>
+      </w:r>
+      <w:proofErr w:type="spellStart"/>
+      <w:r>
+        <w:rPr>
+          <w:lang w:val="en-US"/>
+        </w:rPr>
+        <w:t>json</w:t>
+      </w:r>
+      <w:proofErr w:type="spellEnd"/>
+      <w:r>
+        <w:rPr>
+          <w:lang w:val="en-US"/>
+        </w:rPr>
+        <w:t>,  xml etc.</w:t>
+      </w:r>
+    </w:p>
+    <w:p>
+      <w:pPr>
+        <w:rPr>
+          <w:lang w:val="en-US"/>
+        </w:rPr>
+      </w:pPr>
+      <w:r>
+        <w:rPr>
+          <w:lang w:val="en-US"/>
+        </w:rPr>
+        <w:t>Un structure format :</w:t>
+      </w:r>
+    </w:p>
+    <w:p>
+      <w:pPr>
+        <w:rPr>
+          <w:lang w:val="en-US"/>
+        </w:rPr>
+      </w:pPr>
+      <w:r>
+        <w:rPr>
+          <w:lang w:val="en-US"/>
+        </w:rPr>
+        <w:t xml:space="preserve">Data Structure : it a way of organizing, storing, and managing data efficiently so that it can be access and modified on demand in proper way. </w:t>
+      </w:r>
+    </w:p>
+    <w:p>
+      <w:pPr>
+        <w:rPr>
+          <w:lang w:val="en-US"/>
+        </w:rPr>
+      </w:pPr>
+      <w:r>
+        <w:rPr>
+          <w:lang w:val="en-US"/>
+        </w:rPr>
+        <w:t xml:space="preserve">Data Structure in memory data. </w:t>
+      </w:r>
+    </w:p>
+    <w:p>
+      <w:pPr>
+        <w:rPr>
+          <w:lang w:val="en-US"/>
+        </w:rPr>
+      </w:pPr>
+      <w:r>
+        <w:rPr>
+          <w:lang w:val="en-US"/>
+        </w:rPr>
+        <w:t xml:space="preserve">Benefits of data structure </w:t>
+      </w:r>
+    </w:p>
+    <w:p>
+      <w:pPr>
+        <w:pStyle w:val="ListParagraph"/>
+        <w:numPr>
+          <w:ilvl w:val="0"/>
+          <w:numId w:val="1"/>
+        </w:numPr>
+        <w:rPr>
+          <w:lang w:val="en-US"/>
+        </w:rPr>
+      </w:pPr>
+      <w:r>
+        <w:rPr>
+          <w:lang w:val="en-US"/>
+        </w:rPr>
+        <w:t xml:space="preserve">Efficient performance. </w:t>
+      </w:r>
+    </w:p>
+    <w:p>
+      <w:pPr>
+        <w:pStyle w:val="ListParagraph"/>
+        <w:numPr>
+          <w:ilvl w:val="0"/>
+          <w:numId w:val="1"/>
+        </w:numPr>
+        <w:rPr>
+          <w:lang w:val="en-US"/>
+        </w:rPr>
+      </w:pPr>
+      <w:r>
+        <w:rPr>
+          <w:lang w:val="en-US"/>
+        </w:rPr>
+        <w:t xml:space="preserve">Better data organization. </w:t>
+      </w:r>
+    </w:p>
+    <w:p>
+      <w:pPr>
+        <w:pStyle w:val="ListParagraph"/>
+        <w:numPr>
+          <w:ilvl w:val="0"/>
+          <w:numId w:val="1"/>
+        </w:numPr>
+        <w:rPr>
+          <w:lang w:val="en-US"/>
+        </w:rPr>
+      </w:pPr>
+      <w:r>
+        <w:rPr>
+          <w:lang w:val="en-US"/>
+        </w:rPr>
+        <w:t xml:space="preserve">Faster searching and retrieval. </w:t>
+      </w:r>
+    </w:p>
+    <w:p>
+      <w:pPr>
+        <w:pStyle w:val="ListParagraph"/>
+        <w:numPr>
+          <w:ilvl w:val="0"/>
+          <w:numId w:val="1"/>
+        </w:numPr>
+        <w:rPr>
+          <w:lang w:val="en-US"/>
+        </w:rPr>
+      </w:pPr>
+      <w:r>
+        <w:rPr>
+          <w:lang w:val="en-US"/>
+        </w:rPr>
+        <w:t xml:space="preserve">Optimization of memory usage. </w:t>
+      </w:r>
+    </w:p>
+    <w:p>
+      <w:pPr>
+        <w:rPr>
+          <w:lang w:val="en-US"/>
+        </w:rPr>
+      </w:pPr>
+    </w:p>
+    <w:p>
+      <w:pPr>
+        <w:rPr>
+          <w:lang w:val="en-US"/>
+        </w:rPr>
+      </w:pPr>
+    </w:p>
+    <w:p>
+      <w:pPr>
+        <w:rPr>
+          <w:lang w:val="en-US"/>
+        </w:rPr>
+      </w:pPr>
+    </w:p>
+    <w:p>
+      <w:pPr>
+        <w:rPr>
+          <w:lang w:val="en-US"/>
+        </w:rPr>
+      </w:pPr>
+    </w:p>
+    <w:p>
+      <w:pPr>
+        <w:rPr>
+          <w:lang w:val="en-US"/>
+        </w:rPr>
+      </w:pPr>
+    </w:p>
+    <w:p>
+      <w:pPr>
+        <w:rPr>
+          <w:lang w:val="en-US"/>
+        </w:rPr>
+      </w:pPr>
+    </w:p>
+    <w:p>
+      <w:pPr>
+        <w:rPr>
+          <w:lang w:val="en-US"/>
+        </w:rPr>
+      </w:pPr>
+    </w:p>
+    <w:p>
+      <w:pPr>
+        <w:rPr>
+          <w:lang w:val="en-US"/>
+        </w:rPr>
+      </w:pPr>
+    </w:p>
+    <w:p>
+      <w:pPr>
+        <w:rPr>
+          <w:lang w:val="en-US"/>
+        </w:rPr>
+      </w:pPr>
+    </w:p>
+    <w:p>
+      <w:pPr>
+        <w:rPr>
+          <w:lang w:val="en-US"/>
+        </w:rPr>
+      </w:pPr>
+    </w:p>
+    <w:p>
+      <w:pPr>
+        <w:rPr>
+          <w:lang w:val="en-US"/>
+        </w:rPr>
+      </w:pPr>
+    </w:p>
+    <w:p>
+      <w:pPr>
+        <w:rPr>
+          <w:lang w:val="en-US"/>
+        </w:rPr>
+      </w:pPr>
+    </w:p>
+    <w:p>
+      <w:pPr>
+        <w:rPr>
+          <w:lang w:val="en-US"/>
+        </w:rPr>
+      </w:pPr>
+    </w:p>
+    <w:p>
+      <w:pPr>
+        <w:rPr>
+          <w:lang w:val="en-US"/>
+        </w:rPr>
+      </w:pPr>
+      <w:r>
+        <w:rPr>
+          <w:lang w:val="en-US"/>
+        </w:rPr>
+        <w:lastRenderedPageBreak/>
+        <w:t xml:space="preserve">Types of data structure </w:t>
+      </w:r>
+    </w:p>
+    <w:p>
+      <w:pPr>
+        <w:pStyle w:val="ListParagraph"/>
+        <w:numPr>
+          <w:ilvl w:val="0"/>
+          <w:numId w:val="2"/>
+        </w:numPr>
+        <w:rPr>
+          <w:lang w:val="en-US"/>
+        </w:rPr>
+      </w:pPr>
+      <w:r>
+        <w:rPr>
+          <w:lang w:val="en-US"/>
+        </w:rPr>
+        <w:t xml:space="preserve">Primitive data structure </w:t>
+      </w:r>
+    </w:p>
+    <w:p>
+      <w:pPr>
+        <w:pStyle w:val="ListParagraph"/>
+        <w:rPr>
+          <w:lang w:val="en-US"/>
+        </w:rPr>
+      </w:pPr>
+      <w:r>
+        <w:rPr>
+          <w:lang w:val="en-US"/>
+        </w:rPr>
+        <w:t xml:space="preserve">It is use to store single value of any types. </w:t>
+      </w:r>
+    </w:p>
+    <w:p>
+      <w:pPr>
+        <w:pStyle w:val="ListParagraph"/>
+        <w:rPr>
+          <w:lang w:val="en-US"/>
+        </w:rPr>
+      </w:pPr>
+      <w:r>
+        <w:rPr>
+          <w:lang w:val="en-US"/>
+        </w:rPr>
+        <w:t xml:space="preserve">Number, </w:t>
+      </w:r>
+    </w:p>
+    <w:p>
+      <w:pPr>
+        <w:pStyle w:val="ListParagraph"/>
+        <w:rPr>
+          <w:lang w:val="en-US"/>
+        </w:rPr>
+      </w:pPr>
+      <w:r>
+        <w:rPr>
+          <w:lang w:val="en-US"/>
+        </w:rPr>
+        <w:t xml:space="preserve">String </w:t>
+      </w:r>
+    </w:p>
+    <w:p>
+      <w:pPr>
+        <w:pStyle w:val="ListParagraph"/>
+        <w:rPr>
+          <w:lang w:val="en-US"/>
+        </w:rPr>
+      </w:pPr>
+      <w:r>
+        <w:rPr>
+          <w:lang w:val="en-US"/>
+        </w:rPr>
+        <w:t xml:space="preserve">Boolean, </w:t>
+      </w:r>
+    </w:p>
+    <w:p>
+      <w:pPr>
+        <w:pStyle w:val="ListParagraph"/>
+        <w:rPr>
+          <w:lang w:val="en-US"/>
+        </w:rPr>
+      </w:pPr>
+      <w:r>
+        <w:rPr>
+          <w:lang w:val="en-US"/>
+        </w:rPr>
+        <w:t xml:space="preserve">Symbol </w:t>
+      </w:r>
+    </w:p>
+    <w:p>
+      <w:pPr>
+        <w:pStyle w:val="ListParagraph"/>
+        <w:rPr>
+          <w:lang w:val="en-US"/>
+        </w:rPr>
+      </w:pPr>
+      <w:r>
+        <w:rPr>
+          <w:lang w:val="en-US"/>
+        </w:rPr>
+        <w:t xml:space="preserve">Undefined </w:t>
+      </w:r>
+    </w:p>
+    <w:p>
+      <w:pPr>
         <w:rPr>
           <w:b/>
           <w:bCs/>
           <w:lang w:val="en-US"/>
         </w:rPr>
+      </w:pPr>
+      <w:r>
+        <w:rPr>
+          <w:b/>
+          <w:bCs/>
+          <w:lang w:val="en-US"/>
+        </w:rPr>
+        <w:t xml:space="preserve">Time complexity and space complexity. </w:t>
+      </w:r>
+    </w:p>
+    <w:p>
+      <w:pPr>
+        <w:pStyle w:val="ListParagraph"/>
+        <w:numPr>
+          <w:ilvl w:val="0"/>
+          <w:numId w:val="2"/>
+        </w:numPr>
+        <w:rPr>
+          <w:lang w:val="en-US"/>
+        </w:rPr>
+      </w:pPr>
+      <w:r>
+        <w:rPr>
+          <w:lang w:val="en-US"/>
+        </w:rPr>
+        <w:t>Non primitive or reference data structure</w:t>
+      </w:r>
+    </w:p>
+    <w:p>
+      <w:pPr>
+        <w:pStyle w:val="ListParagraph"/>
+        <w:numPr>
+          <w:ilvl w:val="1"/>
+          <w:numId w:val="2"/>
+        </w:numPr>
+        <w:rPr>
+          <w:lang w:val="en-US"/>
+        </w:rPr>
+      </w:pPr>
+      <w:r>
+        <w:rPr>
+          <w:lang w:val="en-US"/>
+        </w:rPr>
+        <w:t xml:space="preserve">Linear data structure </w:t>
+      </w:r>
+    </w:p>
+    <w:p>
+      <w:pPr>
+        <w:pStyle w:val="ListParagraph"/>
+        <w:ind w:left="1440"/>
+        <w:rPr>
+          <w:lang w:val="en-US"/>
+        </w:rPr>
+      </w:pPr>
+      <w:r>
+        <w:rPr>
+          <w:lang w:val="en-US"/>
+        </w:rPr>
+        <w:t>User defined object</w:t>
+      </w:r>
+    </w:p>
+    <w:p>
+      <w:pPr>
+        <w:pStyle w:val="ListParagraph"/>
+        <w:ind w:left="1440"/>
+        <w:rPr>
+          <w:lang w:val="en-US"/>
+        </w:rPr>
+      </w:pPr>
+      <w:proofErr w:type="spellStart"/>
+      <w:r>
+        <w:rPr>
+          <w:lang w:val="en-US"/>
+        </w:rPr>
+        <w:t>Pre defined</w:t>
+      </w:r>
+      <w:proofErr w:type="spellEnd"/>
+      <w:r>
+        <w:rPr>
+          <w:lang w:val="en-US"/>
+        </w:rPr>
+        <w:t xml:space="preserve"> object : Set ,</w:t>
+      </w:r>
+      <w:proofErr w:type="spellStart"/>
+      <w:r>
+        <w:rPr>
+          <w:lang w:val="en-US"/>
+        </w:rPr>
+        <w:t>WeakSet</w:t>
+      </w:r>
+      <w:proofErr w:type="spellEnd"/>
+      <w:r>
+        <w:rPr>
+          <w:lang w:val="en-US"/>
+        </w:rPr>
+        <w:t xml:space="preserve">, Map and </w:t>
+      </w:r>
+      <w:proofErr w:type="spellStart"/>
+      <w:r>
+        <w:rPr>
+          <w:lang w:val="en-US"/>
+        </w:rPr>
+        <w:t>WeakMap</w:t>
+      </w:r>
+      <w:proofErr w:type="spellEnd"/>
+      <w:r>
+        <w:rPr>
+          <w:lang w:val="en-US"/>
+        </w:rPr>
+        <w:t xml:space="preserve"> etc. </w:t>
+      </w:r>
+    </w:p>
+    <w:p>
+      <w:pPr>
+        <w:pStyle w:val="ListParagraph"/>
+        <w:ind w:left="1440"/>
+        <w:rPr>
+          <w:lang w:val="en-US"/>
+        </w:rPr>
+      </w:pPr>
+      <w:r>
+        <w:rPr>
+          <w:lang w:val="en-US"/>
+        </w:rPr>
+        <w:t xml:space="preserve">Array </w:t>
+      </w:r>
+    </w:p>
+    <w:p>
+      <w:pPr>
+        <w:pStyle w:val="ListParagraph"/>
+        <w:ind w:left="1440"/>
+        <w:rPr>
+          <w:lang w:val="en-US"/>
+        </w:rPr>
+      </w:pPr>
+      <w:r>
+        <w:rPr>
+          <w:lang w:val="en-US"/>
+        </w:rPr>
+        <w:t xml:space="preserve">Stack </w:t>
+      </w:r>
+    </w:p>
+    <w:p>
+      <w:pPr>
+        <w:pStyle w:val="ListParagraph"/>
+        <w:ind w:left="1440"/>
+        <w:rPr>
+          <w:lang w:val="en-US"/>
+        </w:rPr>
+      </w:pPr>
+      <w:r>
+        <w:rPr>
+          <w:lang w:val="en-US"/>
+        </w:rPr>
+        <w:t xml:space="preserve">Queue </w:t>
+      </w:r>
+    </w:p>
+    <w:p>
+      <w:pPr>
+        <w:pStyle w:val="ListParagraph"/>
+        <w:ind w:left="1440"/>
+        <w:rPr>
+          <w:lang w:val="en-US"/>
+        </w:rPr>
+      </w:pPr>
+      <w:r>
+        <w:rPr>
+          <w:lang w:val="en-US"/>
+        </w:rPr>
+        <w:t xml:space="preserve">Linked List </w:t>
+      </w:r>
+    </w:p>
+    <w:p>
+      <w:pPr>
+        <w:pStyle w:val="ListParagraph"/>
+        <w:numPr>
+          <w:ilvl w:val="1"/>
+          <w:numId w:val="2"/>
+        </w:numPr>
+        <w:rPr>
+          <w:lang w:val="en-US"/>
+        </w:rPr>
+      </w:pPr>
+      <w:r>
+        <w:rPr>
+          <w:lang w:val="en-US"/>
+        </w:rPr>
+        <w:t xml:space="preserve">Non linear data structure </w:t>
+      </w:r>
+    </w:p>
+    <w:p>
+      <w:pPr>
+        <w:ind w:left="1440"/>
+        <w:rPr>
+          <w:lang w:val="en-US"/>
+        </w:rPr>
+      </w:pPr>
+      <w:r>
+        <w:rPr>
+          <w:lang w:val="en-US"/>
+        </w:rPr>
+        <w:t xml:space="preserve">Tree </w:t>
+      </w:r>
+    </w:p>
+    <w:p>
+      <w:pPr>
+        <w:ind w:left="1440"/>
+        <w:rPr>
+          <w:lang w:val="en-US"/>
+        </w:rPr>
+      </w:pPr>
+      <w:r>
+        <w:rPr>
+          <w:lang w:val="en-US"/>
+        </w:rPr>
+        <w:t xml:space="preserve">Graph </w:t>
+      </w:r>
+      <w:r>
+        <w:rPr>
+          <w:lang w:val="en-US"/>
+        </w:rPr>
         <w:t xml:space="preserve"> </w:t>
       </w:r>
-      <w:r>
-        <w:rPr>
-          <w:lang w:val="en-US"/>
-        </w:rPr>
-        <w:t xml:space="preserve"> Raw fact or data in any format like number, string, Boolean, object and array etc. </w:t>
-      </w:r>
-    </w:p>
-    <w:p>
-      <w:pPr>
-        <w:rPr>
-          <w:lang w:val="en-US"/>
-        </w:rPr>
-      </w:pPr>
-      <w:r>
-        <w:rPr>
-          <w:lang w:val="en-US"/>
-        </w:rPr>
-        <w:t xml:space="preserve">Data can be divided into 3 </w:t>
-      </w:r>
-      <w:proofErr w:type="gramStart"/>
-      <w:r>
-        <w:rPr>
-          <w:lang w:val="en-US"/>
-        </w:rPr>
-        <w:t>format</w:t>
-      </w:r>
-      <w:proofErr w:type="gramEnd"/>
+    </w:p>
+    <w:p>
+      <w:pPr>
+        <w:rPr>
+          <w:lang w:val="en-US"/>
+        </w:rPr>
+      </w:pPr>
       <w:r>
         <w:rPr>
           <w:lang w:val="en-US"/>
         </w:rPr>
         <w:t xml:space="preserve"> </w:t>
       </w:r>
-    </w:p>
-    <w:p>
-      <w:pPr>
-        <w:rPr>
-          <w:lang w:val="en-US"/>
-        </w:rPr>
-      </w:pPr>
-      <w:r>
-        <w:rPr>
-          <w:lang w:val="en-US"/>
-        </w:rPr>
-        <w:t xml:space="preserve">Structure </w:t>
-      </w:r>
-      <w:proofErr w:type="gramStart"/>
-      <w:r>
-        <w:rPr>
-          <w:lang w:val="en-US"/>
-        </w:rPr>
-        <w:t>format :</w:t>
-      </w:r>
-      <w:proofErr w:type="gramEnd"/>
-      <w:r>
-        <w:rPr>
-          <w:lang w:val="en-US"/>
-        </w:rPr>
-        <w:t xml:space="preserve"> table format (row and columns)</w:t>
-      </w:r>
-    </w:p>
-    <w:p>
-      <w:pPr>
-        <w:rPr>
-          <w:lang w:val="en-US"/>
-        </w:rPr>
-      </w:pPr>
-      <w:r>
-        <w:rPr>
-          <w:lang w:val="en-US"/>
-        </w:rPr>
-        <w:t xml:space="preserve">Semi structure </w:t>
-      </w:r>
-      <w:proofErr w:type="gramStart"/>
-      <w:r>
-        <w:rPr>
-          <w:lang w:val="en-US"/>
-        </w:rPr>
-        <w:t>format :</w:t>
-      </w:r>
-      <w:proofErr w:type="gramEnd"/>
+      <w:r>
+        <w:rPr>
+          <w:lang w:val="en-US"/>
+        </w:rPr>
+        <w:t xml:space="preserve">Searching and sorting technique </w:t>
+      </w:r>
+    </w:p>
+    <w:p>
+      <w:pPr>
+        <w:pStyle w:val="ListParagraph"/>
+        <w:numPr>
+          <w:ilvl w:val="0"/>
+          <w:numId w:val="3"/>
+        </w:numPr>
+        <w:rPr>
+          <w:lang w:val="en-US"/>
+        </w:rPr>
+      </w:pPr>
+      <w:proofErr w:type="spellStart"/>
+      <w:r>
+        <w:rPr>
+          <w:lang w:val="en-US"/>
+        </w:rPr>
+        <w:t>Pre defined</w:t>
+      </w:r>
+      <w:proofErr w:type="spellEnd"/>
+      <w:r>
+        <w:rPr>
+          <w:lang w:val="en-US"/>
+        </w:rPr>
+        <w:t xml:space="preserve"> functions. </w:t>
+      </w:r>
+    </w:p>
+    <w:p>
+      <w:pPr>
+        <w:pStyle w:val="ListParagraph"/>
+        <w:rPr>
+          <w:lang w:val="en-US"/>
+        </w:rPr>
+      </w:pPr>
+      <w:r>
+        <w:rPr>
+          <w:lang w:val="en-US"/>
+        </w:rPr>
+        <w:t xml:space="preserve">Algorithms </w:t>
+      </w:r>
+    </w:p>
+    <w:p>
+      <w:pPr>
+        <w:pStyle w:val="ListParagraph"/>
+        <w:numPr>
+          <w:ilvl w:val="0"/>
+          <w:numId w:val="3"/>
+        </w:numPr>
+        <w:rPr>
+          <w:lang w:val="en-US"/>
+        </w:rPr>
+      </w:pPr>
+      <w:r>
+        <w:rPr>
+          <w:lang w:val="en-US"/>
+        </w:rPr>
+        <w:t xml:space="preserve">User defined or custom algorithms for searching and sorting </w:t>
+      </w:r>
+    </w:p>
+    <w:p>
+      <w:pPr>
+        <w:pStyle w:val="ListParagraph"/>
+        <w:rPr>
+          <w:lang w:val="en-US"/>
+        </w:rPr>
+      </w:pPr>
+      <w:r>
+        <w:rPr>
+          <w:lang w:val="en-US"/>
+        </w:rPr>
+        <w:t>Sorting algorithms</w:t>
+      </w:r>
+    </w:p>
+    <w:p>
+      <w:pPr>
+        <w:pStyle w:val="ListParagraph"/>
+        <w:numPr>
+          <w:ilvl w:val="0"/>
+          <w:numId w:val="4"/>
+        </w:numPr>
+        <w:rPr>
+          <w:lang w:val="en-US"/>
+        </w:rPr>
+      </w:pPr>
+      <w:r>
+        <w:rPr>
+          <w:lang w:val="en-US"/>
+        </w:rPr>
+        <w:t xml:space="preserve">Bubble sort </w:t>
+      </w:r>
+    </w:p>
+    <w:p>
+      <w:pPr>
+        <w:pStyle w:val="ListParagraph"/>
+        <w:numPr>
+          <w:ilvl w:val="0"/>
+          <w:numId w:val="4"/>
+        </w:numPr>
+        <w:rPr>
+          <w:lang w:val="en-US"/>
+        </w:rPr>
+      </w:pPr>
+      <w:r>
+        <w:rPr>
+          <w:lang w:val="en-US"/>
+        </w:rPr>
+        <w:t xml:space="preserve">Insertion sort </w:t>
+      </w:r>
+    </w:p>
+    <w:p>
+      <w:pPr>
+        <w:pStyle w:val="ListParagraph"/>
+        <w:numPr>
+          <w:ilvl w:val="0"/>
+          <w:numId w:val="4"/>
+        </w:numPr>
+        <w:rPr>
+          <w:lang w:val="en-US"/>
+        </w:rPr>
+      </w:pPr>
+      <w:r>
+        <w:rPr>
+          <w:lang w:val="en-US"/>
+        </w:rPr>
+        <w:t xml:space="preserve">Selection sort </w:t>
+      </w:r>
+    </w:p>
+    <w:p>
+      <w:pPr>
+        <w:pStyle w:val="ListParagraph"/>
+        <w:numPr>
+          <w:ilvl w:val="0"/>
+          <w:numId w:val="4"/>
+        </w:numPr>
+        <w:rPr>
+          <w:lang w:val="en-US"/>
+        </w:rPr>
+      </w:pPr>
+      <w:r>
+        <w:rPr>
+          <w:lang w:val="en-US"/>
+        </w:rPr>
+        <w:t xml:space="preserve">Merge sort </w:t>
+      </w:r>
+    </w:p>
+    <w:p>
+      <w:pPr>
+        <w:pStyle w:val="ListParagraph"/>
+        <w:numPr>
+          <w:ilvl w:val="0"/>
+          <w:numId w:val="4"/>
+        </w:numPr>
+        <w:rPr>
+          <w:lang w:val="en-US"/>
+        </w:rPr>
+      </w:pPr>
+      <w:r>
+        <w:rPr>
+          <w:lang w:val="en-US"/>
+        </w:rPr>
+        <w:t>Heap sort.</w:t>
+      </w:r>
+    </w:p>
+    <w:p>
+      <w:pPr>
+        <w:ind w:left="720"/>
+        <w:rPr>
+          <w:lang w:val="en-US"/>
+        </w:rPr>
+      </w:pPr>
+      <w:r>
+        <w:rPr>
+          <w:lang w:val="en-US"/>
+        </w:rPr>
+        <w:t>Searching algorithms</w:t>
+      </w:r>
+    </w:p>
+    <w:p>
+      <w:pPr>
+        <w:pStyle w:val="ListParagraph"/>
+        <w:numPr>
+          <w:ilvl w:val="0"/>
+          <w:numId w:val="5"/>
+        </w:numPr>
+        <w:rPr>
+          <w:lang w:val="en-US"/>
+        </w:rPr>
+      </w:pPr>
+      <w:r>
+        <w:rPr>
+          <w:lang w:val="en-US"/>
+        </w:rPr>
+        <w:t xml:space="preserve">Linear search </w:t>
+      </w:r>
+    </w:p>
+    <w:p>
+      <w:pPr>
+        <w:pStyle w:val="ListParagraph"/>
+        <w:numPr>
+          <w:ilvl w:val="0"/>
+          <w:numId w:val="5"/>
+        </w:numPr>
+        <w:rPr>
+          <w:lang w:val="en-US"/>
+        </w:rPr>
+      </w:pPr>
+      <w:r>
+        <w:rPr>
+          <w:lang w:val="en-US"/>
+        </w:rPr>
+        <w:t xml:space="preserve">Binary search </w:t>
+      </w:r>
+    </w:p>
+    <w:p>
+      <w:pPr>
+        <w:pStyle w:val="ListParagraph"/>
+        <w:ind w:left="1080"/>
+        <w:rPr>
+          <w:lang w:val="en-US"/>
+        </w:rPr>
+      </w:pPr>
+    </w:p>
+    <w:p>
+      <w:pPr>
+        <w:rPr>
+          <w:lang w:val="en-US"/>
+        </w:rPr>
+      </w:pPr>
+      <w:r>
+        <w:rPr>
+          <w:lang w:val="en-US"/>
+        </w:rPr>
+        <w:t xml:space="preserve">Data Structure using Node JS. </w:t>
+      </w:r>
+    </w:p>
+    <w:p>
+      <w:pPr>
+        <w:rPr>
+          <w:lang w:val="en-US"/>
+        </w:rPr>
+      </w:pPr>
+      <w:r>
+        <w:rPr>
+          <w:lang w:val="en-US"/>
+        </w:rPr>
+        <w:lastRenderedPageBreak/>
+        <w:t xml:space="preserve">Node JS is a run time environment for JavaScript or library or framework. </w:t>
+      </w:r>
+      <w:r>
+        <w:rPr>
+          <w:lang w:val="en-US"/>
+        </w:rPr>
+        <w:t xml:space="preserve">Before Node JS we were running JS program in browser environment. Before Node JS, JS were known as client side JS. But after node JS JavaScript also known as client side as well as server side scripting language. With help of node </w:t>
+      </w:r>
+      <w:proofErr w:type="spellStart"/>
+      <w:r>
+        <w:rPr>
+          <w:lang w:val="en-US"/>
+        </w:rPr>
+        <w:t>js</w:t>
+      </w:r>
+      <w:proofErr w:type="spellEnd"/>
+      <w:r>
+        <w:rPr>
+          <w:lang w:val="en-US"/>
+        </w:rPr>
+        <w:t xml:space="preserve"> we can run JS program outside browser environment. </w:t>
+      </w:r>
+    </w:p>
+    <w:p>
+      <w:pPr>
+        <w:rPr>
+          <w:lang w:val="en-US"/>
+        </w:rPr>
+      </w:pPr>
+      <w:r>
+        <w:rPr>
+          <w:lang w:val="en-US"/>
+        </w:rPr>
+        <w:t xml:space="preserve">In node </w:t>
+      </w:r>
+      <w:proofErr w:type="spellStart"/>
+      <w:r>
+        <w:rPr>
+          <w:lang w:val="en-US"/>
+        </w:rPr>
+        <w:t>js</w:t>
+      </w:r>
+      <w:proofErr w:type="spellEnd"/>
+      <w:r>
+        <w:rPr>
+          <w:lang w:val="en-US"/>
+        </w:rPr>
+        <w:t xml:space="preserve"> no document </w:t>
+      </w:r>
+      <w:proofErr w:type="spellStart"/>
+      <w:r>
+        <w:rPr>
+          <w:lang w:val="en-US"/>
+        </w:rPr>
+        <w:t>ie</w:t>
+      </w:r>
+      <w:proofErr w:type="spellEnd"/>
+      <w:r>
+        <w:rPr>
+          <w:lang w:val="en-US"/>
+        </w:rPr>
+        <w:t xml:space="preserve"> no DOM. </w:t>
+      </w:r>
+    </w:p>
+    <w:p>
+      <w:pPr>
+        <w:rPr>
+          <w:lang w:val="en-US"/>
+        </w:rPr>
+      </w:pPr>
+    </w:p>
+    <w:p>
+      <w:pPr>
+        <w:rPr>
+          <w:lang w:val="en-US"/>
+        </w:rPr>
+      </w:pPr>
+    </w:p>
+    <w:p>
+      <w:pPr>
+        <w:rPr>
+          <w:lang w:val="en-US"/>
+        </w:rPr>
+      </w:pPr>
+      <w:r>
+        <w:rPr>
+          <w:lang w:val="en-US"/>
+        </w:rPr>
+        <w:t xml:space="preserve">Non primitive data structure or reference data structure </w:t>
+      </w:r>
+    </w:p>
+    <w:p>
+      <w:pPr>
+        <w:rPr>
+          <w:b/>
+          <w:bCs/>
+          <w:lang w:val="en-US"/>
+        </w:rPr>
+      </w:pPr>
+      <w:r>
+        <w:rPr>
+          <w:b/>
+          <w:bCs/>
+          <w:lang w:val="en-US"/>
+        </w:rPr>
+        <w:t xml:space="preserve">Linear data structure. </w:t>
+      </w:r>
+    </w:p>
+    <w:p>
+      <w:pPr>
+        <w:pStyle w:val="ListParagraph"/>
+        <w:numPr>
+          <w:ilvl w:val="0"/>
+          <w:numId w:val="6"/>
+        </w:numPr>
+        <w:rPr>
+          <w:lang w:val="en-US"/>
+        </w:rPr>
+      </w:pPr>
+      <w:r>
+        <w:rPr>
+          <w:lang w:val="en-US"/>
+        </w:rPr>
+        <w:t>Array</w:t>
+      </w:r>
+    </w:p>
+    <w:p>
+      <w:pPr>
+        <w:pStyle w:val="ListParagraph"/>
+        <w:rPr>
+          <w:lang w:val="en-US"/>
+        </w:rPr>
+      </w:pPr>
+      <w:r>
+        <w:rPr>
+          <w:lang w:val="en-US"/>
+        </w:rPr>
+        <w:t xml:space="preserve">Array is collection of more than one element of same types and fixed in memory in generic. </w:t>
+      </w:r>
+    </w:p>
+    <w:p>
+      <w:pPr>
+        <w:pStyle w:val="ListParagraph"/>
+        <w:rPr>
+          <w:lang w:val="en-US"/>
+        </w:rPr>
+      </w:pPr>
+      <w:r>
+        <w:rPr>
+          <w:lang w:val="en-US"/>
+        </w:rPr>
+        <w:t xml:space="preserve">But in JS array is known as dynamic in memory as well as we can store same or different types of values. </w:t>
+      </w:r>
+    </w:p>
+    <w:p>
+      <w:pPr>
+        <w:rPr>
+          <w:lang w:val="en-US"/>
+        </w:rPr>
+      </w:pPr>
+      <w:r>
+        <w:rPr>
+          <w:lang w:val="en-US"/>
+        </w:rPr>
+        <w:tab/>
+        <w:t xml:space="preserve">Value can be number, string or user defined object. </w:t>
+      </w:r>
+    </w:p>
+    <w:p>
+      <w:pPr>
+        <w:rPr>
+          <w:lang w:val="en-US"/>
+        </w:rPr>
+      </w:pPr>
       <w:r>
         <w:rPr>
           <w:lang w:val="en-US"/>
         </w:rPr>
         <w:t xml:space="preserve"> </w:t>
       </w:r>
+    </w:p>
+    <w:p>
+      <w:pPr>
+        <w:pStyle w:val="ListParagraph"/>
+        <w:numPr>
+          <w:ilvl w:val="0"/>
+          <w:numId w:val="6"/>
+        </w:numPr>
+        <w:rPr>
+          <w:lang w:val="en-US"/>
+        </w:rPr>
+      </w:pPr>
+      <w:r>
+        <w:rPr>
+          <w:lang w:val="en-US"/>
+        </w:rPr>
+        <w:t xml:space="preserve">User defined object </w:t>
+      </w:r>
+    </w:p>
+    <w:p>
+      <w:pPr>
+        <w:ind w:left="720"/>
+        <w:rPr>
+          <w:lang w:val="en-US"/>
+        </w:rPr>
+      </w:pPr>
+      <w:r>
+        <w:rPr>
+          <w:lang w:val="en-US"/>
+        </w:rPr>
+        <w:t xml:space="preserve">Object of any type like customer, product, order, login, employee etc. </w:t>
+      </w:r>
+    </w:p>
+    <w:p>
+      <w:pPr>
+        <w:ind w:left="720"/>
+        <w:rPr>
+          <w:lang w:val="en-US"/>
+        </w:rPr>
+      </w:pPr>
+    </w:p>
+    <w:p>
+      <w:pPr>
+        <w:ind w:left="720"/>
+        <w:rPr>
+          <w:lang w:val="en-US"/>
+        </w:rPr>
+      </w:pPr>
+      <w:r>
+        <w:rPr>
+          <w:lang w:val="en-US"/>
+        </w:rPr>
+        <w:t xml:space="preserve"> </w:t>
+      </w:r>
+    </w:p>
+    <w:p>
+      <w:pPr>
+        <w:pStyle w:val="ListParagraph"/>
+        <w:numPr>
+          <w:ilvl w:val="0"/>
+          <w:numId w:val="6"/>
+        </w:numPr>
+        <w:rPr>
+          <w:lang w:val="en-US"/>
+        </w:rPr>
+      </w:pPr>
       <w:proofErr w:type="spellStart"/>
-      <w:proofErr w:type="gramStart"/>
-      <w:r>
-        <w:rPr>
-          <w:lang w:val="en-US"/>
-        </w:rPr>
-        <w:t>json</w:t>
+      <w:r>
+        <w:rPr>
+          <w:lang w:val="en-US"/>
+        </w:rPr>
+        <w:t>Pre defined</w:t>
       </w:r>
       <w:proofErr w:type="spellEnd"/>
       <w:r>
         <w:rPr>
           <w:lang w:val="en-US"/>
         </w:rPr>
-        <w:t>,  xml</w:t>
-      </w:r>
-      <w:proofErr w:type="gramEnd"/>
-      <w:r>
-        <w:rPr>
-          <w:lang w:val="en-US"/>
-        </w:rPr>
-        <w:t xml:space="preserve"> etc.</w:t>
-      </w:r>
-    </w:p>
-    <w:p>
-      <w:pPr>
-        <w:rPr>
-          <w:lang w:val="en-US"/>
-        </w:rPr>
-      </w:pPr>
-      <w:r>
-        <w:rPr>
-          <w:lang w:val="en-US"/>
-        </w:rPr>
-        <w:t xml:space="preserve">Un structure </w:t>
-      </w:r>
-      <w:proofErr w:type="gramStart"/>
-      <w:r>
-        <w:rPr>
-          <w:lang w:val="en-US"/>
-        </w:rPr>
-        <w:t>format :</w:t>
-      </w:r>
-      <w:proofErr w:type="gramEnd"/>
-    </w:p>
-    <w:p>
-      <w:pPr>
-        <w:rPr>
-          <w:lang w:val="en-US"/>
-        </w:rPr>
-      </w:pPr>
-      <w:r>
-        <w:rPr>
-          <w:lang w:val="en-US"/>
-        </w:rPr>
-        <w:t xml:space="preserve">Data </w:t>
-      </w:r>
-      <w:proofErr w:type="gramStart"/>
-      <w:r>
-        <w:rPr>
-          <w:lang w:val="en-US"/>
-        </w:rPr>
-        <w:t>Structure :</w:t>
-      </w:r>
-      <w:proofErr w:type="gramEnd"/>
-      <w:r>
-        <w:rPr>
-          <w:lang w:val="en-US"/>
-        </w:rPr>
-        <w:t xml:space="preserve"> it </w:t>
-      </w:r>
-      <w:proofErr w:type="gramStart"/>
-      <w:r>
-        <w:rPr>
-          <w:lang w:val="en-US"/>
-        </w:rPr>
-        <w:t>a way</w:t>
-      </w:r>
-      <w:proofErr w:type="gramEnd"/>
-      <w:r>
-        <w:rPr>
-          <w:lang w:val="en-US"/>
-        </w:rPr>
-        <w:t xml:space="preserve"> of organizing, storing, and managing data efficiently so that it can be </w:t>
-      </w:r>
-      <w:proofErr w:type="gramStart"/>
-      <w:r>
-        <w:rPr>
-          <w:lang w:val="en-US"/>
-        </w:rPr>
-        <w:t>access</w:t>
-      </w:r>
-      <w:proofErr w:type="gramEnd"/>
-      <w:r>
-        <w:rPr>
-          <w:lang w:val="en-US"/>
-        </w:rPr>
-        <w:t xml:space="preserve"> and modified on demand in proper way. </w:t>
-      </w:r>
-    </w:p>
-    <w:p>
-      <w:pPr>
-        <w:rPr>
-          <w:lang w:val="en-US"/>
-        </w:rPr>
-      </w:pPr>
-      <w:r>
-        <w:rPr>
-          <w:lang w:val="en-US"/>
-        </w:rPr>
-        <w:t xml:space="preserve">Data Structure in memory data. </w:t>
-      </w:r>
-    </w:p>
-    <w:p>
-      <w:pPr>
+        <w:t xml:space="preserve"> object </w:t>
+      </w:r>
+    </w:p>
+    <w:p>
+      <w:pPr>
+        <w:pStyle w:val="ListParagraph"/>
+        <w:rPr>
+          <w:lang w:val="en-US"/>
+        </w:rPr>
+      </w:pPr>
+      <w:r>
+        <w:rPr>
+          <w:lang w:val="en-US"/>
+        </w:rPr>
+        <w:t xml:space="preserve">Set : Set is a type of reference </w:t>
+      </w:r>
+      <w:proofErr w:type="spellStart"/>
+      <w:r>
+        <w:rPr>
+          <w:lang w:val="en-US"/>
+        </w:rPr>
+        <w:t>pre defined</w:t>
+      </w:r>
+      <w:proofErr w:type="spellEnd"/>
+      <w:r>
+        <w:rPr>
+          <w:lang w:val="en-US"/>
+        </w:rPr>
+        <w:t xml:space="preserve"> object which help to store unique data or values. Set doesn’t provide index concept. Using iterator we can retrieve the value one by one using set. </w:t>
+      </w:r>
+    </w:p>
+    <w:p>
+      <w:pPr>
+        <w:pStyle w:val="ListParagraph"/>
+        <w:rPr>
+          <w:lang w:val="en-US"/>
+        </w:rPr>
+      </w:pPr>
+      <w:r>
+        <w:rPr>
+          <w:lang w:val="en-US"/>
+        </w:rPr>
+        <w:t xml:space="preserve">Map : Map is a type of reference </w:t>
+      </w:r>
+      <w:proofErr w:type="spellStart"/>
+      <w:r>
+        <w:rPr>
+          <w:lang w:val="en-US"/>
+        </w:rPr>
+        <w:t>pre defined</w:t>
+      </w:r>
+      <w:proofErr w:type="spellEnd"/>
+      <w:r>
+        <w:rPr>
+          <w:lang w:val="en-US"/>
+        </w:rPr>
+        <w:t xml:space="preserve"> object which help to store key-value pairs. Key must be unique and can be any type value can be duplicate. </w:t>
+      </w:r>
+    </w:p>
+    <w:p>
+      <w:pPr>
+        <w:pStyle w:val="ListParagraph"/>
+        <w:rPr>
+          <w:lang w:val="en-US"/>
+        </w:rPr>
+      </w:pPr>
+      <w:r>
+        <w:rPr>
+          <w:lang w:val="en-US"/>
+        </w:rPr>
+        <w:t xml:space="preserve">Using key we can get the values. </w:t>
+      </w:r>
+    </w:p>
+    <w:p>
+      <w:pPr>
+        <w:pStyle w:val="ListParagraph"/>
         <w:rPr>
           <w:lang w:val="en-US"/>
         </w:rPr>
@@ -285,6 +1294,69 @@
     </w:p>
     <w:p>
       <w:pPr>
+        <w:pStyle w:val="ListParagraph"/>
+        <w:rPr>
+          <w:lang w:val="en-US"/>
+        </w:rPr>
+      </w:pPr>
+    </w:p>
+    <w:p>
+      <w:pPr>
+        <w:pStyle w:val="ListParagraph"/>
+        <w:numPr>
+          <w:ilvl w:val="0"/>
+          <w:numId w:val="6"/>
+        </w:numPr>
+        <w:rPr>
+          <w:lang w:val="en-US"/>
+        </w:rPr>
+      </w:pPr>
+      <w:r>
+        <w:rPr>
+          <w:lang w:val="en-US"/>
+        </w:rPr>
+        <w:t xml:space="preserve">Stack </w:t>
+      </w:r>
+    </w:p>
+    <w:p>
+      <w:pPr>
+        <w:pStyle w:val="ListParagraph"/>
+        <w:numPr>
+          <w:ilvl w:val="0"/>
+          <w:numId w:val="6"/>
+        </w:numPr>
+        <w:rPr>
+          <w:lang w:val="en-US"/>
+        </w:rPr>
+      </w:pPr>
+      <w:r>
+        <w:rPr>
+          <w:lang w:val="en-US"/>
+        </w:rPr>
+        <w:t xml:space="preserve">Queue </w:t>
+      </w:r>
+    </w:p>
+    <w:p>
+      <w:pPr>
+        <w:pStyle w:val="ListParagraph"/>
+        <w:numPr>
+          <w:ilvl w:val="0"/>
+          <w:numId w:val="6"/>
+        </w:numPr>
+        <w:rPr>
+          <w:lang w:val="en-US"/>
+        </w:rPr>
+      </w:pPr>
+      <w:r>
+        <w:rPr>
+          <w:lang w:val="en-US"/>
+        </w:rPr>
+        <w:t xml:space="preserve">Linked list </w:t>
+      </w:r>
+    </w:p>
+    <w:p>
+      <w:pPr>
+        <w:ind w:left="360"/>
         <w:rPr>
           <w:lang w:val="en-US"/>
         </w:rPr>
@@ -305,6 +1377,563 @@
     </w:sectPr>
   </w:body>
 </w:document>
+</file>
+
+<file path=word/numbering.xml><?xml version="1.0" encoding="utf-8"?>
+<w:numbering xmlns:wpc="http://schemas.microsoft.com/office/word/2010/wordprocessingCanvas" xmlns:cx="http://schemas.microsoft.com/office/drawing/2014/chartex" xmlns:cx1="http://schemas.microsoft.com/office/drawing/2015/9/8/chartex" xmlns:cx2="http://schemas.microsoft.com/office/drawing/2015/10/21/chartex" xmlns:cx3="http://schemas.microsoft.com/office/drawing/2016/5/9/chartex" xmlns:cx4="http://schemas.microsoft.com/office/drawing/2016/5/10/chartex" xmlns:cx5="http://schemas.microsoft.com/office/drawing/2016/5/11/chartex" xmlns:cx6="http://schemas.microsoft.com/office/drawing/2016/5/12/chartex" xmlns:cx7="http://schemas.microsoft.com/office/drawing/2016/5/13/chartex" xmlns:cx8="http://schemas.microsoft.com/office/drawing/2016/5/14/chartex" xmlns:mc="http://schemas.openxmlformats.org/markup-compatibility/2006" xmlns:aink="http://schemas.microsoft.com/office/drawing/2016/ink" xmlns:am3d="http://schemas.microsoft.com/office/drawing/2017/model3d" xmlns:o="urn:schemas-microsoft-com:office:office" xmlns:oel="http://schemas.microsoft.com/office/2019/extlst" xmlns:r="http://schemas.openxmlformats.org/officeDocument/2006/relationships" xmlns:m="http://schemas.openxmlformats.org/officeDocument/2006/math" xmlns:v="urn:schemas-microsoft-com:vml" xmlns:wp14="http://schemas.microsoft.com/office/word/2010/wordprocessingDrawing" xmlns:wp="http://schemas.openxmlformats.org/drawingml/2006/wordprocessingDrawing" xmlns:w10="urn:schemas-microsoft-com:office:word" xmlns:w="http://schemas.openxmlformats.org/wordprocessingml/2006/main" xmlns:w14="http://schemas.microsoft.com/office/word/2010/wordml" xmlns:w15="http://schemas.microsoft.com/office/word/2012/wordml" xmlns:w16cex="http://schemas.microsoft.com/office/word/2018/wordml/cex" xmlns:w16cid="http://schemas.microsoft.com/office/word/2016/wordml/cid" xmlns:w16="http://schemas.microsoft.com/office/word/2018/wordml" xmlns:w16du="http://schemas.microsoft.com/office/word/2023/wordml/word16du" xmlns:w16sdtdh="http://schemas.microsoft.com/office/word/2020/wordml/sdtdatahash" xmlns:w16sdtfl="http://schemas.microsoft.com/office/word/2024/wordml/sdtformatlock" xmlns:w16se="http://schemas.microsoft.com/office/word/2015/wordml/symex" xmlns:wpg="http://schemas.microsoft.com/office/word/2010/wordprocessingGroup" xmlns:wpi="http://schemas.microsoft.com/office/word/2010/wordprocessingInk" xmlns:wne="http://schemas.microsoft.com/office/word/2006/wordml" xmlns:wps="http://schemas.microsoft.com/office/word/2010/wordprocessingShape" mc:Ignorable="w14 w15 w16se w16cid w16 w16cex w16sdtdh w16sdtfl w16du wp14">
+  <w:abstractNum w:abstractNumId="0" w15:restartNumberingAfterBreak="0">
+    <w:nsid w:val="03CB3D0D"/>
+    <w:multiLevelType w:val="hybridMultilevel"/>
+    <w:tmpl w:val="E410D544"/>
+    <w:lvl w:ilvl="0" w:tplc="4009000F">
+      <w:start w:val="1"/>
+      <w:numFmt w:val="decimal"/>
+      <w:lvlText w:val="%1."/>
+      <w:lvlJc w:val="left"/>
+      <w:pPr>
+        <w:ind w:left="720" w:hanging="360"/>
+      </w:pPr>
+      <w:rPr>
+        <w:rFonts w:hint="default"/>
+      </w:rPr>
+    </w:lvl>
+    <w:lvl w:ilvl="1" w:tplc="40090019" w:tentative="1">
+      <w:start w:val="1"/>
+      <w:numFmt w:val="lowerLetter"/>
+      <w:lvlText w:val="%2."/>
+      <w:lvlJc w:val="left"/>
+      <w:pPr>
+        <w:ind w:left="1440" w:hanging="360"/>
+      </w:pPr>
+    </w:lvl>
+    <w:lvl w:ilvl="2" w:tplc="4009001B" w:tentative="1">
+      <w:start w:val="1"/>
+      <w:numFmt w:val="lowerRoman"/>
+      <w:lvlText w:val="%3."/>
+      <w:lvlJc w:val="right"/>
+      <w:pPr>
+        <w:ind w:left="2160" w:hanging="180"/>
+      </w:pPr>
+    </w:lvl>
+    <w:lvl w:ilvl="3" w:tplc="4009000F" w:tentative="1">
+      <w:start w:val="1"/>
+      <w:numFmt w:val="decimal"/>
+      <w:lvlText w:val="%4."/>
+      <w:lvlJc w:val="left"/>
+      <w:pPr>
+        <w:ind w:left="2880" w:hanging="360"/>
+      </w:pPr>
+    </w:lvl>
+    <w:lvl w:ilvl="4" w:tplc="40090019" w:tentative="1">
+      <w:start w:val="1"/>
+      <w:numFmt w:val="lowerLetter"/>
+      <w:lvlText w:val="%5."/>
+      <w:lvlJc w:val="left"/>
+      <w:pPr>
+        <w:ind w:left="3600" w:hanging="360"/>
+      </w:pPr>
+    </w:lvl>
+    <w:lvl w:ilvl="5" w:tplc="4009001B" w:tentative="1">
+      <w:start w:val="1"/>
+      <w:numFmt w:val="lowerRoman"/>
+      <w:lvlText w:val="%6."/>
+      <w:lvlJc w:val="right"/>
+      <w:pPr>
+        <w:ind w:left="4320" w:hanging="180"/>
+      </w:pPr>
+    </w:lvl>
+    <w:lvl w:ilvl="6" w:tplc="4009000F" w:tentative="1">
+      <w:start w:val="1"/>
+      <w:numFmt w:val="decimal"/>
+      <w:lvlText w:val="%7."/>
+      <w:lvlJc w:val="left"/>
+      <w:pPr>
+        <w:ind w:left="5040" w:hanging="360"/>
+      </w:pPr>
+    </w:lvl>
+    <w:lvl w:ilvl="7" w:tplc="40090019" w:tentative="1">
+      <w:start w:val="1"/>
+      <w:numFmt w:val="lowerLetter"/>
+      <w:lvlText w:val="%8."/>
+      <w:lvlJc w:val="left"/>
+      <w:pPr>
+        <w:ind w:left="5760" w:hanging="360"/>
+      </w:pPr>
+    </w:lvl>
+    <w:lvl w:ilvl="8" w:tplc="4009001B" w:tentative="1">
+      <w:start w:val="1"/>
+      <w:numFmt w:val="lowerRoman"/>
+      <w:lvlText w:val="%9."/>
+      <w:lvlJc w:val="right"/>
+      <w:pPr>
+        <w:ind w:left="6480" w:hanging="180"/>
+      </w:pPr>
+    </w:lvl>
+  </w:abstractNum>
+  <w:abstractNum w:abstractNumId="1" w15:restartNumberingAfterBreak="0">
+    <w:nsid w:val="079C126D"/>
+    <w:multiLevelType w:val="hybridMultilevel"/>
+    <w:tmpl w:val="9B269B5A"/>
+    <w:lvl w:ilvl="0" w:tplc="4009000F">
+      <w:start w:val="1"/>
+      <w:numFmt w:val="decimal"/>
+      <w:lvlText w:val="%1."/>
+      <w:lvlJc w:val="left"/>
+      <w:pPr>
+        <w:ind w:left="720" w:hanging="360"/>
+      </w:pPr>
+      <w:rPr>
+        <w:rFonts w:hint="default"/>
+      </w:rPr>
+    </w:lvl>
+    <w:lvl w:ilvl="1" w:tplc="40090019">
+      <w:start w:val="1"/>
+      <w:numFmt w:val="lowerLetter"/>
+      <w:lvlText w:val="%2."/>
+      <w:lvlJc w:val="left"/>
+      <w:pPr>
+        <w:ind w:left="1440" w:hanging="360"/>
+      </w:pPr>
+    </w:lvl>
+    <w:lvl w:ilvl="2" w:tplc="4009001B" w:tentative="1">
+      <w:start w:val="1"/>
+      <w:numFmt w:val="lowerRoman"/>
+      <w:lvlText w:val="%3."/>
+      <w:lvlJc w:val="right"/>
+      <w:pPr>
+        <w:ind w:left="2160" w:hanging="180"/>
+      </w:pPr>
+    </w:lvl>
+    <w:lvl w:ilvl="3" w:tplc="4009000F" w:tentative="1">
+      <w:start w:val="1"/>
+      <w:numFmt w:val="decimal"/>
+      <w:lvlText w:val="%4."/>
+      <w:lvlJc w:val="left"/>
+      <w:pPr>
+        <w:ind w:left="2880" w:hanging="360"/>
+      </w:pPr>
+    </w:lvl>
+    <w:lvl w:ilvl="4" w:tplc="40090019" w:tentative="1">
+      <w:start w:val="1"/>
+      <w:numFmt w:val="lowerLetter"/>
+      <w:lvlText w:val="%5."/>
+      <w:lvlJc w:val="left"/>
+      <w:pPr>
+        <w:ind w:left="3600" w:hanging="360"/>
+      </w:pPr>
+    </w:lvl>
+    <w:lvl w:ilvl="5" w:tplc="4009001B" w:tentative="1">
+      <w:start w:val="1"/>
+      <w:numFmt w:val="lowerRoman"/>
+      <w:lvlText w:val="%6."/>
+      <w:lvlJc w:val="right"/>
+      <w:pPr>
+        <w:ind w:left="4320" w:hanging="180"/>
+      </w:pPr>
+    </w:lvl>
+    <w:lvl w:ilvl="6" w:tplc="4009000F" w:tentative="1">
+      <w:start w:val="1"/>
+      <w:numFmt w:val="decimal"/>
+      <w:lvlText w:val="%7."/>
+      <w:lvlJc w:val="left"/>
+      <w:pPr>
+        <w:ind w:left="5040" w:hanging="360"/>
+      </w:pPr>
+    </w:lvl>
+    <w:lvl w:ilvl="7" w:tplc="40090019" w:tentative="1">
+      <w:start w:val="1"/>
+      <w:numFmt w:val="lowerLetter"/>
+      <w:lvlText w:val="%8."/>
+      <w:lvlJc w:val="left"/>
+      <w:pPr>
+        <w:ind w:left="5760" w:hanging="360"/>
+      </w:pPr>
+    </w:lvl>
+    <w:lvl w:ilvl="8" w:tplc="4009001B" w:tentative="1">
+      <w:start w:val="1"/>
+      <w:numFmt w:val="lowerRoman"/>
+      <w:lvlText w:val="%9."/>
+      <w:lvlJc w:val="right"/>
+      <w:pPr>
+        <w:ind w:left="6480" w:hanging="180"/>
+      </w:pPr>
+    </w:lvl>
+  </w:abstractNum>
+  <w:abstractNum w:abstractNumId="2" w15:restartNumberingAfterBreak="0">
+    <w:nsid w:val="43426F06"/>
+    <w:multiLevelType w:val="hybridMultilevel"/>
+    <w:tmpl w:val="CC0C7C9A"/>
+    <w:lvl w:ilvl="0" w:tplc="43E079D8">
+      <w:start w:val="1"/>
+      <w:numFmt w:val="lowerLetter"/>
+      <w:lvlText w:val="%1."/>
+      <w:lvlJc w:val="left"/>
+      <w:pPr>
+        <w:ind w:left="1080" w:hanging="360"/>
+      </w:pPr>
+      <w:rPr>
+        <w:rFonts w:hint="default"/>
+      </w:rPr>
+    </w:lvl>
+    <w:lvl w:ilvl="1" w:tplc="40090019" w:tentative="1">
+      <w:start w:val="1"/>
+      <w:numFmt w:val="lowerLetter"/>
+      <w:lvlText w:val="%2."/>
+      <w:lvlJc w:val="left"/>
+      <w:pPr>
+        <w:ind w:left="1800" w:hanging="360"/>
+      </w:pPr>
+    </w:lvl>
+    <w:lvl w:ilvl="2" w:tplc="4009001B" w:tentative="1">
+      <w:start w:val="1"/>
+      <w:numFmt w:val="lowerRoman"/>
+      <w:lvlText w:val="%3."/>
+      <w:lvlJc w:val="right"/>
+      <w:pPr>
+        <w:ind w:left="2520" w:hanging="180"/>
+      </w:pPr>
+    </w:lvl>
+    <w:lvl w:ilvl="3" w:tplc="4009000F" w:tentative="1">
+      <w:start w:val="1"/>
+      <w:numFmt w:val="decimal"/>
+      <w:lvlText w:val="%4."/>
+      <w:lvlJc w:val="left"/>
+      <w:pPr>
+        <w:ind w:left="3240" w:hanging="360"/>
+      </w:pPr>
+    </w:lvl>
+    <w:lvl w:ilvl="4" w:tplc="40090019" w:tentative="1">
+      <w:start w:val="1"/>
+      <w:numFmt w:val="lowerLetter"/>
+      <w:lvlText w:val="%5."/>
+      <w:lvlJc w:val="left"/>
+      <w:pPr>
+        <w:ind w:left="3960" w:hanging="360"/>
+      </w:pPr>
+    </w:lvl>
+    <w:lvl w:ilvl="5" w:tplc="4009001B" w:tentative="1">
+      <w:start w:val="1"/>
+      <w:numFmt w:val="lowerRoman"/>
+      <w:lvlText w:val="%6."/>
+      <w:lvlJc w:val="right"/>
+      <w:pPr>
+        <w:ind w:left="4680" w:hanging="180"/>
+      </w:pPr>
+    </w:lvl>
+    <w:lvl w:ilvl="6" w:tplc="4009000F" w:tentative="1">
+      <w:start w:val="1"/>
+      <w:numFmt w:val="decimal"/>
+      <w:lvlText w:val="%7."/>
+      <w:lvlJc w:val="left"/>
+      <w:pPr>
+        <w:ind w:left="5400" w:hanging="360"/>
+      </w:pPr>
+    </w:lvl>
+    <w:lvl w:ilvl="7" w:tplc="40090019" w:tentative="1">
+      <w:start w:val="1"/>
+      <w:numFmt w:val="lowerLetter"/>
+      <w:lvlText w:val="%8."/>
+      <w:lvlJc w:val="left"/>
+      <w:pPr>
+        <w:ind w:left="6120" w:hanging="360"/>
+      </w:pPr>
+    </w:lvl>
+    <w:lvl w:ilvl="8" w:tplc="4009001B" w:tentative="1">
+      <w:start w:val="1"/>
+      <w:numFmt w:val="lowerRoman"/>
+      <w:lvlText w:val="%9."/>
+      <w:lvlJc w:val="right"/>
+      <w:pPr>
+        <w:ind w:left="6840" w:hanging="180"/>
+      </w:pPr>
+    </w:lvl>
+  </w:abstractNum>
+  <w:abstractNum w:abstractNumId="3" w15:restartNumberingAfterBreak="0">
+    <w:nsid w:val="437A6165"/>
+    <w:multiLevelType w:val="hybridMultilevel"/>
+    <w:tmpl w:val="DCA44022"/>
+    <w:lvl w:ilvl="0" w:tplc="4009000F">
+      <w:start w:val="1"/>
+      <w:numFmt w:val="decimal"/>
+      <w:lvlText w:val="%1."/>
+      <w:lvlJc w:val="left"/>
+      <w:pPr>
+        <w:ind w:left="720" w:hanging="360"/>
+      </w:pPr>
+      <w:rPr>
+        <w:rFonts w:hint="default"/>
+      </w:rPr>
+    </w:lvl>
+    <w:lvl w:ilvl="1" w:tplc="40090019" w:tentative="1">
+      <w:start w:val="1"/>
+      <w:numFmt w:val="lowerLetter"/>
+      <w:lvlText w:val="%2."/>
+      <w:lvlJc w:val="left"/>
+      <w:pPr>
+        <w:ind w:left="1440" w:hanging="360"/>
+      </w:pPr>
+    </w:lvl>
+    <w:lvl w:ilvl="2" w:tplc="4009001B" w:tentative="1">
+      <w:start w:val="1"/>
+      <w:numFmt w:val="lowerRoman"/>
+      <w:lvlText w:val="%3."/>
+      <w:lvlJc w:val="right"/>
+      <w:pPr>
+        <w:ind w:left="2160" w:hanging="180"/>
+      </w:pPr>
+    </w:lvl>
+    <w:lvl w:ilvl="3" w:tplc="4009000F" w:tentative="1">
+      <w:start w:val="1"/>
+      <w:numFmt w:val="decimal"/>
+      <w:lvlText w:val="%4."/>
+      <w:lvlJc w:val="left"/>
+      <w:pPr>
+        <w:ind w:left="2880" w:hanging="360"/>
+      </w:pPr>
+    </w:lvl>
+    <w:lvl w:ilvl="4" w:tplc="40090019" w:tentative="1">
+      <w:start w:val="1"/>
+      <w:numFmt w:val="lowerLetter"/>
+      <w:lvlText w:val="%5."/>
+      <w:lvlJc w:val="left"/>
+      <w:pPr>
+        <w:ind w:left="3600" w:hanging="360"/>
+      </w:pPr>
+    </w:lvl>
+    <w:lvl w:ilvl="5" w:tplc="4009001B" w:tentative="1">
+      <w:start w:val="1"/>
+      <w:numFmt w:val="lowerRoman"/>
+      <w:lvlText w:val="%6."/>
+      <w:lvlJc w:val="right"/>
+      <w:pPr>
+        <w:ind w:left="4320" w:hanging="180"/>
+      </w:pPr>
+    </w:lvl>
+    <w:lvl w:ilvl="6" w:tplc="4009000F" w:tentative="1">
+      <w:start w:val="1"/>
+      <w:numFmt w:val="decimal"/>
+      <w:lvlText w:val="%7."/>
+      <w:lvlJc w:val="left"/>
+      <w:pPr>
+        <w:ind w:left="5040" w:hanging="360"/>
+      </w:pPr>
+    </w:lvl>
+    <w:lvl w:ilvl="7" w:tplc="40090019" w:tentative="1">
+      <w:start w:val="1"/>
+      <w:numFmt w:val="lowerLetter"/>
+      <w:lvlText w:val="%8."/>
+      <w:lvlJc w:val="left"/>
+      <w:pPr>
+        <w:ind w:left="5760" w:hanging="360"/>
+      </w:pPr>
+    </w:lvl>
+    <w:lvl w:ilvl="8" w:tplc="4009001B" w:tentative="1">
+      <w:start w:val="1"/>
+      <w:numFmt w:val="lowerRoman"/>
+      <w:lvlText w:val="%9."/>
+      <w:lvlJc w:val="right"/>
+      <w:pPr>
+        <w:ind w:left="6480" w:hanging="180"/>
+      </w:pPr>
+    </w:lvl>
+  </w:abstractNum>
+  <w:abstractNum w:abstractNumId="4" w15:restartNumberingAfterBreak="0">
+    <w:nsid w:val="497310B0"/>
+    <w:multiLevelType w:val="hybridMultilevel"/>
+    <w:tmpl w:val="D91A683E"/>
+    <w:lvl w:ilvl="0" w:tplc="4009000F">
+      <w:start w:val="1"/>
+      <w:numFmt w:val="decimal"/>
+      <w:lvlText w:val="%1."/>
+      <w:lvlJc w:val="left"/>
+      <w:pPr>
+        <w:ind w:left="720" w:hanging="360"/>
+      </w:pPr>
+      <w:rPr>
+        <w:rFonts w:hint="default"/>
+      </w:rPr>
+    </w:lvl>
+    <w:lvl w:ilvl="1" w:tplc="40090019" w:tentative="1">
+      <w:start w:val="1"/>
+      <w:numFmt w:val="lowerLetter"/>
+      <w:lvlText w:val="%2."/>
+      <w:lvlJc w:val="left"/>
+      <w:pPr>
+        <w:ind w:left="1440" w:hanging="360"/>
+      </w:pPr>
+    </w:lvl>
+    <w:lvl w:ilvl="2" w:tplc="4009001B" w:tentative="1">
+      <w:start w:val="1"/>
+      <w:numFmt w:val="lowerRoman"/>
+      <w:lvlText w:val="%3."/>
+      <w:lvlJc w:val="right"/>
+      <w:pPr>
+        <w:ind w:left="2160" w:hanging="180"/>
+      </w:pPr>
+    </w:lvl>
+    <w:lvl w:ilvl="3" w:tplc="4009000F" w:tentative="1">
+      <w:start w:val="1"/>
+      <w:numFmt w:val="decimal"/>
+      <w:lvlText w:val="%4."/>
+      <w:lvlJc w:val="left"/>
+      <w:pPr>
+        <w:ind w:left="2880" w:hanging="360"/>
+      </w:pPr>
+    </w:lvl>
+    <w:lvl w:ilvl="4" w:tplc="40090019" w:tentative="1">
+      <w:start w:val="1"/>
+      <w:numFmt w:val="lowerLetter"/>
+      <w:lvlText w:val="%5."/>
+      <w:lvlJc w:val="left"/>
+      <w:pPr>
+        <w:ind w:left="3600" w:hanging="360"/>
+      </w:pPr>
+    </w:lvl>
+    <w:lvl w:ilvl="5" w:tplc="4009001B" w:tentative="1">
+      <w:start w:val="1"/>
+      <w:numFmt w:val="lowerRoman"/>
+      <w:lvlText w:val="%6."/>
+      <w:lvlJc w:val="right"/>
+      <w:pPr>
+        <w:ind w:left="4320" w:hanging="180"/>
+      </w:pPr>
+    </w:lvl>
+    <w:lvl w:ilvl="6" w:tplc="4009000F" w:tentative="1">
+      <w:start w:val="1"/>
+      <w:numFmt w:val="decimal"/>
+      <w:lvlText w:val="%7."/>
+      <w:lvlJc w:val="left"/>
+      <w:pPr>
+        <w:ind w:left="5040" w:hanging="360"/>
+      </w:pPr>
+    </w:lvl>
+    <w:lvl w:ilvl="7" w:tplc="40090019" w:tentative="1">
+      <w:start w:val="1"/>
+      <w:numFmt w:val="lowerLetter"/>
+      <w:lvlText w:val="%8."/>
+      <w:lvlJc w:val="left"/>
+      <w:pPr>
+        <w:ind w:left="5760" w:hanging="360"/>
+      </w:pPr>
+    </w:lvl>
+    <w:lvl w:ilvl="8" w:tplc="4009001B" w:tentative="1">
+      <w:start w:val="1"/>
+      <w:numFmt w:val="lowerRoman"/>
+      <w:lvlText w:val="%9."/>
+      <w:lvlJc w:val="right"/>
+      <w:pPr>
+        <w:ind w:left="6480" w:hanging="180"/>
+      </w:pPr>
+    </w:lvl>
+  </w:abstractNum>
+  <w:abstractNum w:abstractNumId="5" w15:restartNumberingAfterBreak="0">
+    <w:nsid w:val="759A5921"/>
+    <w:multiLevelType w:val="hybridMultilevel"/>
+    <w:tmpl w:val="83561FD4"/>
+    <w:lvl w:ilvl="0" w:tplc="96FA6C4E">
+      <w:start w:val="1"/>
+      <w:numFmt w:val="lowerLetter"/>
+      <w:lvlText w:val="%1."/>
+      <w:lvlJc w:val="left"/>
+      <w:pPr>
+        <w:ind w:left="1080" w:hanging="360"/>
+      </w:pPr>
+      <w:rPr>
+        <w:rFonts w:hint="default"/>
+      </w:rPr>
+    </w:lvl>
+    <w:lvl w:ilvl="1" w:tplc="40090019" w:tentative="1">
+      <w:start w:val="1"/>
+      <w:numFmt w:val="lowerLetter"/>
+      <w:lvlText w:val="%2."/>
+      <w:lvlJc w:val="left"/>
+      <w:pPr>
+        <w:ind w:left="1800" w:hanging="360"/>
+      </w:pPr>
+    </w:lvl>
+    <w:lvl w:ilvl="2" w:tplc="4009001B" w:tentative="1">
+      <w:start w:val="1"/>
+      <w:numFmt w:val="lowerRoman"/>
+      <w:lvlText w:val="%3."/>
+      <w:lvlJc w:val="right"/>
+      <w:pPr>
+        <w:ind w:left="2520" w:hanging="180"/>
+      </w:pPr>
+    </w:lvl>
+    <w:lvl w:ilvl="3" w:tplc="4009000F" w:tentative="1">
+      <w:start w:val="1"/>
+      <w:numFmt w:val="decimal"/>
+      <w:lvlText w:val="%4."/>
+      <w:lvlJc w:val="left"/>
+      <w:pPr>
+        <w:ind w:left="3240" w:hanging="360"/>
+      </w:pPr>
+    </w:lvl>
+    <w:lvl w:ilvl="4" w:tplc="40090019" w:tentative="1">
+      <w:start w:val="1"/>
+      <w:numFmt w:val="lowerLetter"/>
+      <w:lvlText w:val="%5."/>
+      <w:lvlJc w:val="left"/>
+      <w:pPr>
+        <w:ind w:left="3960" w:hanging="360"/>
+      </w:pPr>
+    </w:lvl>
+    <w:lvl w:ilvl="5" w:tplc="4009001B" w:tentative="1">
+      <w:start w:val="1"/>
+      <w:numFmt w:val="lowerRoman"/>
+      <w:lvlText w:val="%6."/>
+      <w:lvlJc w:val="right"/>
+      <w:pPr>
+        <w:ind w:left="4680" w:hanging="180"/>
+      </w:pPr>
+    </w:lvl>
+    <w:lvl w:ilvl="6" w:tplc="4009000F" w:tentative="1">
+      <w:start w:val="1"/>
+      <w:numFmt w:val="decimal"/>
+      <w:lvlText w:val="%7."/>
+      <w:lvlJc w:val="left"/>
+      <w:pPr>
+        <w:ind w:left="5400" w:hanging="360"/>
+      </w:pPr>
+    </w:lvl>
+    <w:lvl w:ilvl="7" w:tplc="40090019" w:tentative="1">
+      <w:start w:val="1"/>
+      <w:numFmt w:val="lowerLetter"/>
+      <w:lvlText w:val="%8."/>
+      <w:lvlJc w:val="left"/>
+      <w:pPr>
+        <w:ind w:left="6120" w:hanging="360"/>
+      </w:pPr>
+    </w:lvl>
+    <w:lvl w:ilvl="8" w:tplc="4009001B" w:tentative="1">
+      <w:start w:val="1"/>
+      <w:numFmt w:val="lowerRoman"/>
+      <w:lvlText w:val="%9."/>
+      <w:lvlJc w:val="right"/>
+      <w:pPr>
+        <w:ind w:left="6840" w:hanging="180"/>
+      </w:pPr>
+    </w:lvl>
+  </w:abstractNum>
+  <w:num w:numId="1" w16cid:durableId="741368701">
+    <w:abstractNumId w:val="3"/>
+  </w:num>
+  <w:num w:numId="2" w16cid:durableId="168444059">
+    <w:abstractNumId w:val="1"/>
+  </w:num>
+  <w:num w:numId="3" w16cid:durableId="2047677253">
+    <w:abstractNumId w:val="0"/>
+  </w:num>
+  <w:num w:numId="4" w16cid:durableId="909192139">
+    <w:abstractNumId w:val="5"/>
+  </w:num>
+  <w:num w:numId="5" w16cid:durableId="2138138921">
+    <w:abstractNumId w:val="2"/>
+  </w:num>
+  <w:num w:numId="6" w16cid:durableId="835417144">
+    <w:abstractNumId w:val="4"/>
+  </w:num>
+</w:numbering>
 </file>
 
 <file path=word/styles.xml><?xml version="1.0" encoding="utf-8"?>
